--- a/templates/MPC-report-template.docx
+++ b/templates/MPC-report-template.docx
@@ -1,10 +1,10 @@
 
 <file path=word/document.xml><?xml version="1.0" encoding="utf-8"?>
-<w:document xmlns:wpc="http://schemas.microsoft.com/office/word/2010/wordprocessingCanvas" xmlns:cx="http://schemas.microsoft.com/office/drawing/2014/chartex" xmlns:cx1="http://schemas.microsoft.com/office/drawing/2015/9/8/chartex" xmlns:cx2="http://schemas.microsoft.com/office/drawing/2015/10/21/chartex" xmlns:cx3="http://schemas.microsoft.com/office/drawing/2016/5/9/chartex" xmlns:cx4="http://schemas.microsoft.com/office/drawing/2016/5/10/chartex" xmlns:cx5="http://schemas.microsoft.com/office/drawing/2016/5/11/chartex" xmlns:cx6="http://schemas.microsoft.com/office/drawing/2016/5/12/chartex" xmlns:cx7="http://schemas.microsoft.com/office/drawing/2016/5/13/chartex" xmlns:cx8="http://schemas.microsoft.com/office/drawing/2016/5/14/chartex" xmlns:mc="http://schemas.openxmlformats.org/markup-compatibility/2006" xmlns:aink="http://schemas.microsoft.com/office/drawing/2016/ink" xmlns:am3d="http://schemas.microsoft.com/office/drawing/2017/model3d" xmlns:o="urn:schemas-microsoft-com:office:office" xmlns:r="http://schemas.openxmlformats.org/officeDocument/2006/relationships" xmlns:m="http://schemas.openxmlformats.org/officeDocument/2006/math" xmlns:v="urn:schemas-microsoft-com:vml" xmlns:wp14="http://schemas.microsoft.com/office/word/2010/wordprocessingDrawing" xmlns:wp="http://schemas.openxmlformats.org/drawingml/2006/wordprocessingDrawing" xmlns:w10="urn:schemas-microsoft-com:office:word" xmlns:w="http://schemas.openxmlformats.org/wordprocessingml/2006/main" xmlns:w14="http://schemas.microsoft.com/office/word/2010/wordml" xmlns:w15="http://schemas.microsoft.com/office/word/2012/wordml" xmlns:w16cex="http://schemas.microsoft.com/office/word/2018/wordml/cex" xmlns:w16cid="http://schemas.microsoft.com/office/word/2016/wordml/cid" xmlns:w16="http://schemas.microsoft.com/office/word/2018/wordml" xmlns:w16sdtdh="http://schemas.microsoft.com/office/word/2020/wordml/sdtdatahash" xmlns:w16se="http://schemas.microsoft.com/office/word/2015/wordml/symex" xmlns:wpg="http://schemas.microsoft.com/office/word/2010/wordprocessingGroup" xmlns:wpi="http://schemas.microsoft.com/office/word/2010/wordprocessingInk" xmlns:wne="http://schemas.microsoft.com/office/word/2006/wordml" xmlns:wps="http://schemas.microsoft.com/office/word/2010/wordprocessingShape" mc:Ignorable="w14 w15 w16se w16cid w16 w16cex w16sdtdh wp14">
+<w:document xmlns:wpc="http://schemas.microsoft.com/office/word/2010/wordprocessingCanvas" xmlns:cx="http://schemas.microsoft.com/office/drawing/2014/chartex" xmlns:cx1="http://schemas.microsoft.com/office/drawing/2015/9/8/chartex" xmlns:cx2="http://schemas.microsoft.com/office/drawing/2015/10/21/chartex" xmlns:cx3="http://schemas.microsoft.com/office/drawing/2016/5/9/chartex" xmlns:cx4="http://schemas.microsoft.com/office/drawing/2016/5/10/chartex" xmlns:cx5="http://schemas.microsoft.com/office/drawing/2016/5/11/chartex" xmlns:cx6="http://schemas.microsoft.com/office/drawing/2016/5/12/chartex" xmlns:cx7="http://schemas.microsoft.com/office/drawing/2016/5/13/chartex" xmlns:cx8="http://schemas.microsoft.com/office/drawing/2016/5/14/chartex" xmlns:mc="http://schemas.openxmlformats.org/markup-compatibility/2006" xmlns:aink="http://schemas.microsoft.com/office/drawing/2016/ink" xmlns:am3d="http://schemas.microsoft.com/office/drawing/2017/model3d" xmlns:o="urn:schemas-microsoft-com:office:office" xmlns:oel="http://schemas.microsoft.com/office/2019/extlst" xmlns:r="http://schemas.openxmlformats.org/officeDocument/2006/relationships" xmlns:m="http://schemas.openxmlformats.org/officeDocument/2006/math" xmlns:v="urn:schemas-microsoft-com:vml" xmlns:wp14="http://schemas.microsoft.com/office/word/2010/wordprocessingDrawing" xmlns:wp="http://schemas.openxmlformats.org/drawingml/2006/wordprocessingDrawing" xmlns:w10="urn:schemas-microsoft-com:office:word" xmlns:w="http://schemas.openxmlformats.org/wordprocessingml/2006/main" xmlns:w14="http://schemas.microsoft.com/office/word/2010/wordml" xmlns:w15="http://schemas.microsoft.com/office/word/2012/wordml" xmlns:w16cex="http://schemas.microsoft.com/office/word/2018/wordml/cex" xmlns:w16cid="http://schemas.microsoft.com/office/word/2016/wordml/cid" xmlns:w16="http://schemas.microsoft.com/office/word/2018/wordml" xmlns:w16du="http://schemas.microsoft.com/office/word/2023/wordml/word16du" xmlns:w16sdtdh="http://schemas.microsoft.com/office/word/2020/wordml/sdtdatahash" xmlns:w16sdtfl="http://schemas.microsoft.com/office/word/2024/wordml/sdtformatlock" xmlns:w16se="http://schemas.microsoft.com/office/word/2015/wordml/symex" xmlns:wpg="http://schemas.microsoft.com/office/word/2010/wordprocessingGroup" xmlns:wpi="http://schemas.microsoft.com/office/word/2010/wordprocessingInk" xmlns:wne="http://schemas.microsoft.com/office/word/2006/wordml" xmlns:wps="http://schemas.microsoft.com/office/word/2010/wordprocessingShape" mc:Ignorable="w14 w15 w16se w16cid w16 w16cex w16sdtdh w16sdtfl w16du wp14">
   <w:body>
     <w:p>
       <w:pPr>
-        <w:pStyle w:val="Heading1"/>
+        <w:pStyle w:val="Nadpis1"/>
         <w:rPr>
           <w:lang w:val="en-US"/>
         </w:rPr>
@@ -36,7 +36,7 @@
     </w:p>
     <w:p>
       <w:pPr>
-        <w:pStyle w:val="Heading2"/>
+        <w:pStyle w:val="Nadpis2"/>
         <w:rPr>
           <w:lang w:val="en-US"/>
         </w:rPr>
@@ -65,24 +65,12 @@
         <w:rPr>
           <w:lang w:val="en-US"/>
         </w:rPr>
-        <w:t>Name</w:t>
-      </w:r>
-      <w:r>
-        <w:rPr>
-          <w:lang w:val="en-US"/>
-        </w:rPr>
-        <w:t xml:space="preserve"> </w:t>
-      </w:r>
-      <w:r>
-        <w:rPr>
-          <w:lang w:val="en-US"/>
-        </w:rPr>
-        <w:t>Surname</w:t>
+        <w:t>Tomáš Špelda</w:t>
       </w:r>
     </w:p>
     <w:p>
       <w:pPr>
-        <w:pStyle w:val="Heading2"/>
+        <w:pStyle w:val="Nadpis2"/>
         <w:rPr>
           <w:lang w:val="en-US"/>
         </w:rPr>
@@ -111,7 +99,13 @@
         <w:rPr>
           <w:lang w:val="en-US"/>
         </w:rPr>
-        <w:t>xx</w:t>
+        <w:t>2</w:t>
+      </w:r>
+      <w:r>
+        <w:rPr>
+          <w:lang w:val="en-US"/>
+        </w:rPr>
+        <w:t>7.</w:t>
       </w:r>
       <w:r>
         <w:rPr>
@@ -123,7 +117,7 @@
         <w:rPr>
           <w:lang w:val="en-US"/>
         </w:rPr>
-        <w:t>xxx</w:t>
+        <w:t>03.</w:t>
       </w:r>
       <w:r>
         <w:rPr>
@@ -131,18 +125,16 @@
         </w:rPr>
         <w:t xml:space="preserve"> </w:t>
       </w:r>
-      <w:proofErr w:type="spellStart"/>
-      <w:r>
-        <w:rPr>
-          <w:lang w:val="en-US"/>
-        </w:rPr>
-        <w:t>xxxx</w:t>
-      </w:r>
-      <w:proofErr w:type="spellEnd"/>
+      <w:r>
+        <w:rPr>
+          <w:lang w:val="en-US"/>
+        </w:rPr>
+        <w:t>2026</w:t>
+      </w:r>
     </w:p>
     <w:p>
       <w:pPr>
-        <w:pStyle w:val="Heading2"/>
+        <w:pStyle w:val="Nadpis2"/>
         <w:rPr>
           <w:lang w:val="en-US"/>
         </w:rPr>
@@ -150,7 +142,7 @@
     </w:p>
     <w:p>
       <w:pPr>
-        <w:pStyle w:val="Heading2"/>
+        <w:pStyle w:val="Nadpis2"/>
         <w:rPr>
           <w:lang w:val="en-US"/>
         </w:rPr>
@@ -197,7 +189,7 @@
     </w:p>
     <w:p>
       <w:pPr>
-        <w:pStyle w:val="Heading2"/>
+        <w:pStyle w:val="Nadpis2"/>
         <w:rPr>
           <w:lang w:val="en-US"/>
         </w:rPr>
@@ -270,7 +262,7 @@
                         <w:txbxContent>
                           <w:p>
                             <w:pPr>
-                              <w:pStyle w:val="Caption"/>
+                              <w:pStyle w:val="Titulek"/>
                               <w:jc w:val="center"/>
                               <w:rPr>
                                 <w:rFonts w:ascii="Open Sans" w:eastAsia="Times New Roman" w:hAnsi="Open Sans" w:cs="Open Sans"/>
@@ -318,12 +310,12 @@
                 <v:stroke joinstyle="miter"/>
                 <v:path gradientshapeok="t" o:connecttype="rect"/>
               </v:shapetype>
-              <v:shape id="Text Box 9" o:spid="_x0000_s1026" type="#_x0000_t202" style="position:absolute;margin-left:144.85pt;margin-top:178.05pt;width:159.3pt;height:.05pt;z-index:251669504;visibility:visible;mso-wrap-style:square;mso-wrap-distance-left:9pt;mso-wrap-distance-top:0;mso-wrap-distance-right:9pt;mso-wrap-distance-bottom:0;mso-position-horizontal:absolute;mso-position-horizontal-relative:text;mso-position-vertical:absolute;mso-position-vertical-relative:text;v-text-anchor:top" o:gfxdata="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" stroked="f">
+              <v:shape id="Text Box 9" o:spid="_x0000_s1026" type="#_x0000_t202" style="position:absolute;margin-left:144.85pt;margin-top:178.05pt;width:159.3pt;height:.05pt;z-index:251669504;visibility:visible;mso-wrap-style:square;mso-wrap-distance-left:9pt;mso-wrap-distance-top:0;mso-wrap-distance-right:9pt;mso-wrap-distance-bottom:0;mso-position-horizontal:absolute;mso-position-horizontal-relative:text;mso-position-vertical:absolute;mso-position-vertical-relative:text;v-text-anchor:top" o:gfxdata="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" stroked="f">
                 <v:textbox style="mso-fit-shape-to-text:t" inset="0,0,0,0">
                   <w:txbxContent>
                     <w:p>
                       <w:pPr>
-                        <w:pStyle w:val="Caption"/>
+                        <w:pStyle w:val="Titulek"/>
                         <w:jc w:val="center"/>
                         <w:rPr>
                           <w:rFonts w:ascii="Open Sans" w:eastAsia="Times New Roman" w:hAnsi="Open Sans" w:cs="Open Sans"/>
@@ -362,6 +354,7 @@
       <w:r>
         <w:rPr>
           <w:rFonts w:ascii="Open Sans" w:eastAsia="Times New Roman" w:hAnsi="Open Sans" w:cs="Open Sans"/>
+          <w:noProof/>
           <w:color w:val="000000"/>
           <w:sz w:val="21"/>
           <w:szCs w:val="21"/>
@@ -369,7 +362,7 @@
           <w:lang w:eastAsia="en-GB"/>
         </w:rPr>
         <w:drawing>
-          <wp:anchor distT="0" distB="0" distL="114300" distR="114300" simplePos="0" relativeHeight="251667456" behindDoc="0" locked="0" layoutInCell="1" allowOverlap="1" wp14:anchorId="4ADA1C2F" wp14:editId="1B13B3B8">
+          <wp:anchor distT="0" distB="0" distL="114300" distR="114300" simplePos="0" relativeHeight="251667456" behindDoc="0" locked="0" layoutInCell="1" allowOverlap="1" wp14:anchorId="4ADA1C2F" wp14:editId="16BDB2E3">
             <wp:simplePos x="0" y="0"/>
             <wp:positionH relativeFrom="column">
               <wp:posOffset>1839632</wp:posOffset>
@@ -458,7 +451,7 @@
     </w:p>
     <w:p>
       <w:pPr>
-        <w:pStyle w:val="Heading2"/>
+        <w:pStyle w:val="Nadpis2"/>
         <w:rPr>
           <w:lang w:val="en-US"/>
         </w:rPr>
@@ -526,7 +519,7 @@
                         <w:txbxContent>
                           <w:p>
                             <w:pPr>
-                              <w:pStyle w:val="Caption"/>
+                              <w:pStyle w:val="Titulek"/>
                               <w:jc w:val="center"/>
                               <w:rPr>
                                 <w:noProof/>
@@ -567,12 +560,12 @@
           </mc:Choice>
           <mc:Fallback>
             <w:pict>
-              <v:shape w14:anchorId="031C5F84" id="Text Box 8" o:spid="_x0000_s1027" type="#_x0000_t202" style="position:absolute;margin-left:68.8pt;margin-top:183.65pt;width:334.6pt;height:.05pt;z-index:251666432;visibility:visible;mso-wrap-style:square;mso-wrap-distance-left:9pt;mso-wrap-distance-top:0;mso-wrap-distance-right:9pt;mso-wrap-distance-bottom:0;mso-position-horizontal:absolute;mso-position-horizontal-relative:text;mso-position-vertical:absolute;mso-position-vertical-relative:text;v-text-anchor:top" o:gfxdata="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" stroked="f">
+              <v:shape w14:anchorId="031C5F84" id="Text Box 8" o:spid="_x0000_s1027" type="#_x0000_t202" style="position:absolute;margin-left:68.8pt;margin-top:183.65pt;width:334.6pt;height:.05pt;z-index:251666432;visibility:visible;mso-wrap-style:square;mso-wrap-distance-left:9pt;mso-wrap-distance-top:0;mso-wrap-distance-right:9pt;mso-wrap-distance-bottom:0;mso-position-horizontal:absolute;mso-position-horizontal-relative:text;mso-position-vertical:absolute;mso-position-vertical-relative:text;v-text-anchor:top" o:gfxdata="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" stroked="f">
                 <v:textbox style="mso-fit-shape-to-text:t" inset="0,0,0,0">
                   <w:txbxContent>
                     <w:p>
                       <w:pPr>
-                        <w:pStyle w:val="Caption"/>
+                        <w:pStyle w:val="Titulek"/>
                         <w:jc w:val="center"/>
                         <w:rPr>
                           <w:noProof/>
@@ -613,7 +606,7 @@
         <mc:AlternateContent>
           <mc:Choice Requires="wpg">
             <w:drawing>
-              <wp:anchor distT="0" distB="0" distL="114300" distR="114300" simplePos="0" relativeHeight="251662336" behindDoc="0" locked="0" layoutInCell="1" allowOverlap="1" wp14:anchorId="12153202" wp14:editId="4E2FF224">
+              <wp:anchor distT="0" distB="0" distL="114300" distR="114300" simplePos="0" relativeHeight="251662336" behindDoc="0" locked="0" layoutInCell="1" allowOverlap="1" wp14:anchorId="12153202" wp14:editId="34E3804C">
                 <wp:simplePos x="0" y="0"/>
                 <wp:positionH relativeFrom="column">
                   <wp:posOffset>874111</wp:posOffset>
@@ -704,7 +697,7 @@
           </mc:Choice>
           <mc:Fallback>
             <w:pict>
-              <v:group w14:anchorId="2E45FCA0" id="Group 6" o:spid="_x0000_s1026" style="position:absolute;margin-left:68.85pt;margin-top:69.1pt;width:334.6pt;height:117.1pt;z-index:251662336" coordsize="42495,14871" o:gfxdata="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">
+              <v:group w14:anchorId="2E45FCA0" id="Group 6" o:spid="_x0000_s1026" style="position:absolute;margin-left:68.85pt;margin-top:69.1pt;width:334.6pt;height:117.1pt;z-index:251662336" coordsize="42495,14871" o:gfxdata="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">
                 <v:shapetype id="_x0000_t75" coordsize="21600,21600" o:spt="75" o:preferrelative="t" path="m@4@5l@4@11@9@11@9@5xe" filled="f" stroked="f">
                   <v:stroke joinstyle="miter"/>
                   <v:formulas>
@@ -724,10 +717,10 @@
                   <v:path o:extrusionok="f" gradientshapeok="t" o:connecttype="rect"/>
                   <o:lock v:ext="edit" aspectratio="t"/>
                 </v:shapetype>
-                <v:shape id="Picture 4" o:spid="_x0000_s1027" type="#_x0000_t75" alt="Chart, line chart&#10;&#10;Description automatically generated" style="position:absolute;top:105;width:20491;height:14744;visibility:visible;mso-wrap-style:square" o:gfxdata="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">
+                <v:shape id="Picture 4" o:spid="_x0000_s1027" type="#_x0000_t75" alt="Chart, line chart&#10;&#10;Description automatically generated" style="position:absolute;top:105;width:20491;height:14744;visibility:visible;mso-wrap-style:square" o:gfxdata="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">
                   <v:imagedata r:id="rId11" o:title="Chart, line chart&#10;&#10;Description automatically generated"/>
                 </v:shape>
-                <v:shape id="Picture 5" o:spid="_x0000_s1028" type="#_x0000_t75" alt="Chart, line chart&#10;&#10;Description automatically generated" style="position:absolute;left:21756;width:20739;height:14871;visibility:visible;mso-wrap-style:square" o:gfxdata="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">
+                <v:shape id="Picture 5" o:spid="_x0000_s1028" type="#_x0000_t75" alt="Chart, line chart&#10;&#10;Description automatically generated" style="position:absolute;left:21756;width:20739;height:14871;visibility:visible;mso-wrap-style:square" o:gfxdata="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">
                   <v:imagedata r:id="rId12" o:title="Chart, line chart&#10;&#10;Description automatically generated"/>
                 </v:shape>
                 <w10:wrap type="topAndBottom"/>
@@ -760,7 +753,7 @@
 </file>
 
 <file path=word/endnotes.xml><?xml version="1.0" encoding="utf-8"?>
-<w:endnotes xmlns:wpc="http://schemas.microsoft.com/office/word/2010/wordprocessingCanvas" xmlns:cx="http://schemas.microsoft.com/office/drawing/2014/chartex" xmlns:cx1="http://schemas.microsoft.com/office/drawing/2015/9/8/chartex" xmlns:cx2="http://schemas.microsoft.com/office/drawing/2015/10/21/chartex" xmlns:cx3="http://schemas.microsoft.com/office/drawing/2016/5/9/chartex" xmlns:cx4="http://schemas.microsoft.com/office/drawing/2016/5/10/chartex" xmlns:cx5="http://schemas.microsoft.com/office/drawing/2016/5/11/chartex" xmlns:cx6="http://schemas.microsoft.com/office/drawing/2016/5/12/chartex" xmlns:cx7="http://schemas.microsoft.com/office/drawing/2016/5/13/chartex" xmlns:cx8="http://schemas.microsoft.com/office/drawing/2016/5/14/chartex" xmlns:mc="http://schemas.openxmlformats.org/markup-compatibility/2006" xmlns:aink="http://schemas.microsoft.com/office/drawing/2016/ink" xmlns:am3d="http://schemas.microsoft.com/office/drawing/2017/model3d" xmlns:o="urn:schemas-microsoft-com:office:office" xmlns:r="http://schemas.openxmlformats.org/officeDocument/2006/relationships" xmlns:m="http://schemas.openxmlformats.org/officeDocument/2006/math" xmlns:v="urn:schemas-microsoft-com:vml" xmlns:wp14="http://schemas.microsoft.com/office/word/2010/wordprocessingDrawing" xmlns:wp="http://schemas.openxmlformats.org/drawingml/2006/wordprocessingDrawing" xmlns:w10="urn:schemas-microsoft-com:office:word" xmlns:w="http://schemas.openxmlformats.org/wordprocessingml/2006/main" xmlns:w14="http://schemas.microsoft.com/office/word/2010/wordml" xmlns:w15="http://schemas.microsoft.com/office/word/2012/wordml" xmlns:w16cex="http://schemas.microsoft.com/office/word/2018/wordml/cex" xmlns:w16cid="http://schemas.microsoft.com/office/word/2016/wordml/cid" xmlns:w16="http://schemas.microsoft.com/office/word/2018/wordml" xmlns:w16sdtdh="http://schemas.microsoft.com/office/word/2020/wordml/sdtdatahash" xmlns:w16se="http://schemas.microsoft.com/office/word/2015/wordml/symex" xmlns:wpg="http://schemas.microsoft.com/office/word/2010/wordprocessingGroup" xmlns:wpi="http://schemas.microsoft.com/office/word/2010/wordprocessingInk" xmlns:wne="http://schemas.microsoft.com/office/word/2006/wordml" xmlns:wps="http://schemas.microsoft.com/office/word/2010/wordprocessingShape" mc:Ignorable="w14 w15 w16se w16cid w16 w16cex w16sdtdh wp14">
+<w:endnotes xmlns:wpc="http://schemas.microsoft.com/office/word/2010/wordprocessingCanvas" xmlns:cx="http://schemas.microsoft.com/office/drawing/2014/chartex" xmlns:cx1="http://schemas.microsoft.com/office/drawing/2015/9/8/chartex" xmlns:cx2="http://schemas.microsoft.com/office/drawing/2015/10/21/chartex" xmlns:cx3="http://schemas.microsoft.com/office/drawing/2016/5/9/chartex" xmlns:cx4="http://schemas.microsoft.com/office/drawing/2016/5/10/chartex" xmlns:cx5="http://schemas.microsoft.com/office/drawing/2016/5/11/chartex" xmlns:cx6="http://schemas.microsoft.com/office/drawing/2016/5/12/chartex" xmlns:cx7="http://schemas.microsoft.com/office/drawing/2016/5/13/chartex" xmlns:cx8="http://schemas.microsoft.com/office/drawing/2016/5/14/chartex" xmlns:mc="http://schemas.openxmlformats.org/markup-compatibility/2006" xmlns:aink="http://schemas.microsoft.com/office/drawing/2016/ink" xmlns:am3d="http://schemas.microsoft.com/office/drawing/2017/model3d" xmlns:o="urn:schemas-microsoft-com:office:office" xmlns:oel="http://schemas.microsoft.com/office/2019/extlst" xmlns:r="http://schemas.openxmlformats.org/officeDocument/2006/relationships" xmlns:m="http://schemas.openxmlformats.org/officeDocument/2006/math" xmlns:v="urn:schemas-microsoft-com:vml" xmlns:wp14="http://schemas.microsoft.com/office/word/2010/wordprocessingDrawing" xmlns:wp="http://schemas.openxmlformats.org/drawingml/2006/wordprocessingDrawing" xmlns:w10="urn:schemas-microsoft-com:office:word" xmlns:w="http://schemas.openxmlformats.org/wordprocessingml/2006/main" xmlns:w14="http://schemas.microsoft.com/office/word/2010/wordml" xmlns:w15="http://schemas.microsoft.com/office/word/2012/wordml" xmlns:w16cex="http://schemas.microsoft.com/office/word/2018/wordml/cex" xmlns:w16cid="http://schemas.microsoft.com/office/word/2016/wordml/cid" xmlns:w16="http://schemas.microsoft.com/office/word/2018/wordml" xmlns:w16du="http://schemas.microsoft.com/office/word/2023/wordml/word16du" xmlns:w16sdtdh="http://schemas.microsoft.com/office/word/2020/wordml/sdtdatahash" xmlns:w16sdtfl="http://schemas.microsoft.com/office/word/2024/wordml/sdtformatlock" xmlns:w16se="http://schemas.microsoft.com/office/word/2015/wordml/symex" xmlns:wpg="http://schemas.microsoft.com/office/word/2010/wordprocessingGroup" xmlns:wpi="http://schemas.microsoft.com/office/word/2010/wordprocessingInk" xmlns:wne="http://schemas.microsoft.com/office/word/2006/wordml" xmlns:wps="http://schemas.microsoft.com/office/word/2010/wordprocessingShape" mc:Ignorable="w14 w15 w16se w16cid w16 w16cex w16sdtdh w16sdtfl w16du wp14">
   <w:endnote w:type="separator" w:id="-1">
     <w:p>
       <w:r>
@@ -779,7 +772,7 @@
 </file>
 
 <file path=word/footnotes.xml><?xml version="1.0" encoding="utf-8"?>
-<w:footnotes xmlns:wpc="http://schemas.microsoft.com/office/word/2010/wordprocessingCanvas" xmlns:cx="http://schemas.microsoft.com/office/drawing/2014/chartex" xmlns:cx1="http://schemas.microsoft.com/office/drawing/2015/9/8/chartex" xmlns:cx2="http://schemas.microsoft.com/office/drawing/2015/10/21/chartex" xmlns:cx3="http://schemas.microsoft.com/office/drawing/2016/5/9/chartex" xmlns:cx4="http://schemas.microsoft.com/office/drawing/2016/5/10/chartex" xmlns:cx5="http://schemas.microsoft.com/office/drawing/2016/5/11/chartex" xmlns:cx6="http://schemas.microsoft.com/office/drawing/2016/5/12/chartex" xmlns:cx7="http://schemas.microsoft.com/office/drawing/2016/5/13/chartex" xmlns:cx8="http://schemas.microsoft.com/office/drawing/2016/5/14/chartex" xmlns:mc="http://schemas.openxmlformats.org/markup-compatibility/2006" xmlns:aink="http://schemas.microsoft.com/office/drawing/2016/ink" xmlns:am3d="http://schemas.microsoft.com/office/drawing/2017/model3d" xmlns:o="urn:schemas-microsoft-com:office:office" xmlns:r="http://schemas.openxmlformats.org/officeDocument/2006/relationships" xmlns:m="http://schemas.openxmlformats.org/officeDocument/2006/math" xmlns:v="urn:schemas-microsoft-com:vml" xmlns:wp14="http://schemas.microsoft.com/office/word/2010/wordprocessingDrawing" xmlns:wp="http://schemas.openxmlformats.org/drawingml/2006/wordprocessingDrawing" xmlns:w10="urn:schemas-microsoft-com:office:word" xmlns:w="http://schemas.openxmlformats.org/wordprocessingml/2006/main" xmlns:w14="http://schemas.microsoft.com/office/word/2010/wordml" xmlns:w15="http://schemas.microsoft.com/office/word/2012/wordml" xmlns:w16cex="http://schemas.microsoft.com/office/word/2018/wordml/cex" xmlns:w16cid="http://schemas.microsoft.com/office/word/2016/wordml/cid" xmlns:w16="http://schemas.microsoft.com/office/word/2018/wordml" xmlns:w16sdtdh="http://schemas.microsoft.com/office/word/2020/wordml/sdtdatahash" xmlns:w16se="http://schemas.microsoft.com/office/word/2015/wordml/symex" xmlns:wpg="http://schemas.microsoft.com/office/word/2010/wordprocessingGroup" xmlns:wpi="http://schemas.microsoft.com/office/word/2010/wordprocessingInk" xmlns:wne="http://schemas.microsoft.com/office/word/2006/wordml" xmlns:wps="http://schemas.microsoft.com/office/word/2010/wordprocessingShape" mc:Ignorable="w14 w15 w16se w16cid w16 w16cex w16sdtdh wp14">
+<w:footnotes xmlns:wpc="http://schemas.microsoft.com/office/word/2010/wordprocessingCanvas" xmlns:cx="http://schemas.microsoft.com/office/drawing/2014/chartex" xmlns:cx1="http://schemas.microsoft.com/office/drawing/2015/9/8/chartex" xmlns:cx2="http://schemas.microsoft.com/office/drawing/2015/10/21/chartex" xmlns:cx3="http://schemas.microsoft.com/office/drawing/2016/5/9/chartex" xmlns:cx4="http://schemas.microsoft.com/office/drawing/2016/5/10/chartex" xmlns:cx5="http://schemas.microsoft.com/office/drawing/2016/5/11/chartex" xmlns:cx6="http://schemas.microsoft.com/office/drawing/2016/5/12/chartex" xmlns:cx7="http://schemas.microsoft.com/office/drawing/2016/5/13/chartex" xmlns:cx8="http://schemas.microsoft.com/office/drawing/2016/5/14/chartex" xmlns:mc="http://schemas.openxmlformats.org/markup-compatibility/2006" xmlns:aink="http://schemas.microsoft.com/office/drawing/2016/ink" xmlns:am3d="http://schemas.microsoft.com/office/drawing/2017/model3d" xmlns:o="urn:schemas-microsoft-com:office:office" xmlns:oel="http://schemas.microsoft.com/office/2019/extlst" xmlns:r="http://schemas.openxmlformats.org/officeDocument/2006/relationships" xmlns:m="http://schemas.openxmlformats.org/officeDocument/2006/math" xmlns:v="urn:schemas-microsoft-com:vml" xmlns:wp14="http://schemas.microsoft.com/office/word/2010/wordprocessingDrawing" xmlns:wp="http://schemas.openxmlformats.org/drawingml/2006/wordprocessingDrawing" xmlns:w10="urn:schemas-microsoft-com:office:word" xmlns:w="http://schemas.openxmlformats.org/wordprocessingml/2006/main" xmlns:w14="http://schemas.microsoft.com/office/word/2010/wordml" xmlns:w15="http://schemas.microsoft.com/office/word/2012/wordml" xmlns:w16cex="http://schemas.microsoft.com/office/word/2018/wordml/cex" xmlns:w16cid="http://schemas.microsoft.com/office/word/2016/wordml/cid" xmlns:w16="http://schemas.microsoft.com/office/word/2018/wordml" xmlns:w16du="http://schemas.microsoft.com/office/word/2023/wordml/word16du" xmlns:w16sdtdh="http://schemas.microsoft.com/office/word/2020/wordml/sdtdatahash" xmlns:w16sdtfl="http://schemas.microsoft.com/office/word/2024/wordml/sdtformatlock" xmlns:w16se="http://schemas.microsoft.com/office/word/2015/wordml/symex" xmlns:wpg="http://schemas.microsoft.com/office/word/2010/wordprocessingGroup" xmlns:wpi="http://schemas.microsoft.com/office/word/2010/wordprocessingInk" xmlns:wne="http://schemas.microsoft.com/office/word/2006/wordml" xmlns:wps="http://schemas.microsoft.com/office/word/2010/wordprocessingShape" mc:Ignorable="w14 w15 w16se w16cid w16 w16cex w16sdtdh w16sdtfl w16du wp14">
   <w:footnote w:type="separator" w:id="-1">
     <w:p>
       <w:r>
@@ -798,7 +791,7 @@
 </file>
 
 <file path=word/header1.xml><?xml version="1.0" encoding="utf-8"?>
-<w:hdr xmlns:wpc="http://schemas.microsoft.com/office/word/2010/wordprocessingCanvas" xmlns:cx="http://schemas.microsoft.com/office/drawing/2014/chartex" xmlns:cx1="http://schemas.microsoft.com/office/drawing/2015/9/8/chartex" xmlns:cx2="http://schemas.microsoft.com/office/drawing/2015/10/21/chartex" xmlns:cx3="http://schemas.microsoft.com/office/drawing/2016/5/9/chartex" xmlns:cx4="http://schemas.microsoft.com/office/drawing/2016/5/10/chartex" xmlns:cx5="http://schemas.microsoft.com/office/drawing/2016/5/11/chartex" xmlns:cx6="http://schemas.microsoft.com/office/drawing/2016/5/12/chartex" xmlns:cx7="http://schemas.microsoft.com/office/drawing/2016/5/13/chartex" xmlns:cx8="http://schemas.microsoft.com/office/drawing/2016/5/14/chartex" xmlns:mc="http://schemas.openxmlformats.org/markup-compatibility/2006" xmlns:aink="http://schemas.microsoft.com/office/drawing/2016/ink" xmlns:am3d="http://schemas.microsoft.com/office/drawing/2017/model3d" xmlns:o="urn:schemas-microsoft-com:office:office" xmlns:r="http://schemas.openxmlformats.org/officeDocument/2006/relationships" xmlns:m="http://schemas.openxmlformats.org/officeDocument/2006/math" xmlns:v="urn:schemas-microsoft-com:vml" xmlns:wp14="http://schemas.microsoft.com/office/word/2010/wordprocessingDrawing" xmlns:wp="http://schemas.openxmlformats.org/drawingml/2006/wordprocessingDrawing" xmlns:w10="urn:schemas-microsoft-com:office:word" xmlns:w="http://schemas.openxmlformats.org/wordprocessingml/2006/main" xmlns:w14="http://schemas.microsoft.com/office/word/2010/wordml" xmlns:w15="http://schemas.microsoft.com/office/word/2012/wordml" xmlns:w16cex="http://schemas.microsoft.com/office/word/2018/wordml/cex" xmlns:w16cid="http://schemas.microsoft.com/office/word/2016/wordml/cid" xmlns:w16="http://schemas.microsoft.com/office/word/2018/wordml" xmlns:w16sdtdh="http://schemas.microsoft.com/office/word/2020/wordml/sdtdatahash" xmlns:w16se="http://schemas.microsoft.com/office/word/2015/wordml/symex" xmlns:wpg="http://schemas.microsoft.com/office/word/2010/wordprocessingGroup" xmlns:wpi="http://schemas.microsoft.com/office/word/2010/wordprocessingInk" xmlns:wne="http://schemas.microsoft.com/office/word/2006/wordml" xmlns:wps="http://schemas.microsoft.com/office/word/2010/wordprocessingShape" mc:Ignorable="w14 w15 w16se w16cid w16 w16cex w16sdtdh wp14">
+<w:hdr xmlns:wpc="http://schemas.microsoft.com/office/word/2010/wordprocessingCanvas" xmlns:cx="http://schemas.microsoft.com/office/drawing/2014/chartex" xmlns:cx1="http://schemas.microsoft.com/office/drawing/2015/9/8/chartex" xmlns:cx2="http://schemas.microsoft.com/office/drawing/2015/10/21/chartex" xmlns:cx3="http://schemas.microsoft.com/office/drawing/2016/5/9/chartex" xmlns:cx4="http://schemas.microsoft.com/office/drawing/2016/5/10/chartex" xmlns:cx5="http://schemas.microsoft.com/office/drawing/2016/5/11/chartex" xmlns:cx6="http://schemas.microsoft.com/office/drawing/2016/5/12/chartex" xmlns:cx7="http://schemas.microsoft.com/office/drawing/2016/5/13/chartex" xmlns:cx8="http://schemas.microsoft.com/office/drawing/2016/5/14/chartex" xmlns:mc="http://schemas.openxmlformats.org/markup-compatibility/2006" xmlns:aink="http://schemas.microsoft.com/office/drawing/2016/ink" xmlns:am3d="http://schemas.microsoft.com/office/drawing/2017/model3d" xmlns:o="urn:schemas-microsoft-com:office:office" xmlns:oel="http://schemas.microsoft.com/office/2019/extlst" xmlns:r="http://schemas.openxmlformats.org/officeDocument/2006/relationships" xmlns:m="http://schemas.openxmlformats.org/officeDocument/2006/math" xmlns:v="urn:schemas-microsoft-com:vml" xmlns:wp14="http://schemas.microsoft.com/office/word/2010/wordprocessingDrawing" xmlns:wp="http://schemas.openxmlformats.org/drawingml/2006/wordprocessingDrawing" xmlns:w10="urn:schemas-microsoft-com:office:word" xmlns:w="http://schemas.openxmlformats.org/wordprocessingml/2006/main" xmlns:w14="http://schemas.microsoft.com/office/word/2010/wordml" xmlns:w15="http://schemas.microsoft.com/office/word/2012/wordml" xmlns:w16cex="http://schemas.microsoft.com/office/word/2018/wordml/cex" xmlns:w16cid="http://schemas.microsoft.com/office/word/2016/wordml/cid" xmlns:w16="http://schemas.microsoft.com/office/word/2018/wordml" xmlns:w16du="http://schemas.microsoft.com/office/word/2023/wordml/word16du" xmlns:w16sdtdh="http://schemas.microsoft.com/office/word/2020/wordml/sdtdatahash" xmlns:w16sdtfl="http://schemas.microsoft.com/office/word/2024/wordml/sdtformatlock" xmlns:w16se="http://schemas.microsoft.com/office/word/2015/wordml/symex" xmlns:wpg="http://schemas.microsoft.com/office/word/2010/wordprocessingGroup" xmlns:wpi="http://schemas.microsoft.com/office/word/2010/wordprocessingInk" xmlns:wne="http://schemas.microsoft.com/office/word/2006/wordml" xmlns:wps="http://schemas.microsoft.com/office/word/2010/wordprocessingShape" mc:Ignorable="w14 w15 w16se w16cid w16 w16cex w16sdtdh w16sdtfl w16du wp14">
   <w:p>
     <w:pPr>
       <w:rPr>
@@ -1000,19 +993,19 @@
   </w:p>
   <w:p>
     <w:pPr>
-      <w:pStyle w:val="Header"/>
+      <w:pStyle w:val="Zhlav"/>
     </w:pPr>
   </w:p>
   <w:p>
     <w:pPr>
-      <w:pStyle w:val="Header"/>
+      <w:pStyle w:val="Zhlav"/>
     </w:pPr>
   </w:p>
 </w:hdr>
 </file>
 
 <file path=word/numbering.xml><?xml version="1.0" encoding="utf-8"?>
-<w:numbering xmlns:wpc="http://schemas.microsoft.com/office/word/2010/wordprocessingCanvas" xmlns:cx="http://schemas.microsoft.com/office/drawing/2014/chartex" xmlns:cx1="http://schemas.microsoft.com/office/drawing/2015/9/8/chartex" xmlns:cx2="http://schemas.microsoft.com/office/drawing/2015/10/21/chartex" xmlns:cx3="http://schemas.microsoft.com/office/drawing/2016/5/9/chartex" xmlns:cx4="http://schemas.microsoft.com/office/drawing/2016/5/10/chartex" xmlns:cx5="http://schemas.microsoft.com/office/drawing/2016/5/11/chartex" xmlns:cx6="http://schemas.microsoft.com/office/drawing/2016/5/12/chartex" xmlns:cx7="http://schemas.microsoft.com/office/drawing/2016/5/13/chartex" xmlns:cx8="http://schemas.microsoft.com/office/drawing/2016/5/14/chartex" xmlns:mc="http://schemas.openxmlformats.org/markup-compatibility/2006" xmlns:aink="http://schemas.microsoft.com/office/drawing/2016/ink" xmlns:am3d="http://schemas.microsoft.com/office/drawing/2017/model3d" xmlns:o="urn:schemas-microsoft-com:office:office" xmlns:r="http://schemas.openxmlformats.org/officeDocument/2006/relationships" xmlns:m="http://schemas.openxmlformats.org/officeDocument/2006/math" xmlns:v="urn:schemas-microsoft-com:vml" xmlns:wp14="http://schemas.microsoft.com/office/word/2010/wordprocessingDrawing" xmlns:wp="http://schemas.openxmlformats.org/drawingml/2006/wordprocessingDrawing" xmlns:w10="urn:schemas-microsoft-com:office:word" xmlns:w="http://schemas.openxmlformats.org/wordprocessingml/2006/main" xmlns:w14="http://schemas.microsoft.com/office/word/2010/wordml" xmlns:w15="http://schemas.microsoft.com/office/word/2012/wordml" xmlns:w16cex="http://schemas.microsoft.com/office/word/2018/wordml/cex" xmlns:w16cid="http://schemas.microsoft.com/office/word/2016/wordml/cid" xmlns:w16="http://schemas.microsoft.com/office/word/2018/wordml" xmlns:w16sdtdh="http://schemas.microsoft.com/office/word/2020/wordml/sdtdatahash" xmlns:w16se="http://schemas.microsoft.com/office/word/2015/wordml/symex" xmlns:wpg="http://schemas.microsoft.com/office/word/2010/wordprocessingGroup" xmlns:wpi="http://schemas.microsoft.com/office/word/2010/wordprocessingInk" xmlns:wne="http://schemas.microsoft.com/office/word/2006/wordml" xmlns:wps="http://schemas.microsoft.com/office/word/2010/wordprocessingShape" mc:Ignorable="w14 w15 w16se w16cid w16 w16cex w16sdtdh wp14">
+<w:numbering xmlns:wpc="http://schemas.microsoft.com/office/word/2010/wordprocessingCanvas" xmlns:cx="http://schemas.microsoft.com/office/drawing/2014/chartex" xmlns:cx1="http://schemas.microsoft.com/office/drawing/2015/9/8/chartex" xmlns:cx2="http://schemas.microsoft.com/office/drawing/2015/10/21/chartex" xmlns:cx3="http://schemas.microsoft.com/office/drawing/2016/5/9/chartex" xmlns:cx4="http://schemas.microsoft.com/office/drawing/2016/5/10/chartex" xmlns:cx5="http://schemas.microsoft.com/office/drawing/2016/5/11/chartex" xmlns:cx6="http://schemas.microsoft.com/office/drawing/2016/5/12/chartex" xmlns:cx7="http://schemas.microsoft.com/office/drawing/2016/5/13/chartex" xmlns:cx8="http://schemas.microsoft.com/office/drawing/2016/5/14/chartex" xmlns:mc="http://schemas.openxmlformats.org/markup-compatibility/2006" xmlns:aink="http://schemas.microsoft.com/office/drawing/2016/ink" xmlns:am3d="http://schemas.microsoft.com/office/drawing/2017/model3d" xmlns:o="urn:schemas-microsoft-com:office:office" xmlns:oel="http://schemas.microsoft.com/office/2019/extlst" xmlns:r="http://schemas.openxmlformats.org/officeDocument/2006/relationships" xmlns:m="http://schemas.openxmlformats.org/officeDocument/2006/math" xmlns:v="urn:schemas-microsoft-com:vml" xmlns:wp14="http://schemas.microsoft.com/office/word/2010/wordprocessingDrawing" xmlns:wp="http://schemas.openxmlformats.org/drawingml/2006/wordprocessingDrawing" xmlns:w10="urn:schemas-microsoft-com:office:word" xmlns:w="http://schemas.openxmlformats.org/wordprocessingml/2006/main" xmlns:w14="http://schemas.microsoft.com/office/word/2010/wordml" xmlns:w15="http://schemas.microsoft.com/office/word/2012/wordml" xmlns:w16cex="http://schemas.microsoft.com/office/word/2018/wordml/cex" xmlns:w16cid="http://schemas.microsoft.com/office/word/2016/wordml/cid" xmlns:w16="http://schemas.microsoft.com/office/word/2018/wordml" xmlns:w16du="http://schemas.microsoft.com/office/word/2023/wordml/word16du" xmlns:w16sdtdh="http://schemas.microsoft.com/office/word/2020/wordml/sdtdatahash" xmlns:w16sdtfl="http://schemas.microsoft.com/office/word/2024/wordml/sdtformatlock" xmlns:w16se="http://schemas.microsoft.com/office/word/2015/wordml/symex" xmlns:wpg="http://schemas.microsoft.com/office/word/2010/wordprocessingGroup" xmlns:wpi="http://schemas.microsoft.com/office/word/2010/wordprocessingInk" xmlns:wne="http://schemas.microsoft.com/office/word/2006/wordml" xmlns:wps="http://schemas.microsoft.com/office/word/2010/wordprocessingShape" mc:Ignorable="w14 w15 w16se w16cid w16 w16cex w16sdtdh w16sdtfl w16du wp14">
   <w:abstractNum w:abstractNumId="0" w15:restartNumberingAfterBreak="0">
     <w:nsid w:val="15C71CD8"/>
     <w:multiLevelType w:val="hybridMultilevel"/>
@@ -1438,30 +1431,30 @@
       </w:rPr>
     </w:lvl>
   </w:abstractNum>
-  <w:num w:numId="1">
+  <w:num w:numId="1" w16cid:durableId="1694182995">
     <w:abstractNumId w:val="2"/>
   </w:num>
-  <w:num w:numId="2">
+  <w:num w:numId="2" w16cid:durableId="1210803476">
     <w:abstractNumId w:val="0"/>
   </w:num>
-  <w:num w:numId="3">
+  <w:num w:numId="3" w16cid:durableId="1348872951">
     <w:abstractNumId w:val="1"/>
   </w:num>
-  <w:num w:numId="4">
+  <w:num w:numId="4" w16cid:durableId="168256558">
     <w:abstractNumId w:val="3"/>
   </w:num>
 </w:numbering>
 </file>
 
 <file path=word/styles.xml><?xml version="1.0" encoding="utf-8"?>
-<w:styles xmlns:mc="http://schemas.openxmlformats.org/markup-compatibility/2006" xmlns:r="http://schemas.openxmlformats.org/officeDocument/2006/relationships" xmlns:w="http://schemas.openxmlformats.org/wordprocessingml/2006/main" xmlns:w14="http://schemas.microsoft.com/office/word/2010/wordml" xmlns:w15="http://schemas.microsoft.com/office/word/2012/wordml" xmlns:w16cex="http://schemas.microsoft.com/office/word/2018/wordml/cex" xmlns:w16cid="http://schemas.microsoft.com/office/word/2016/wordml/cid" xmlns:w16="http://schemas.microsoft.com/office/word/2018/wordml" xmlns:w16sdtdh="http://schemas.microsoft.com/office/word/2020/wordml/sdtdatahash" xmlns:w16se="http://schemas.microsoft.com/office/word/2015/wordml/symex" mc:Ignorable="w14 w15 w16se w16cid w16 w16cex w16sdtdh">
+<w:styles xmlns:mc="http://schemas.openxmlformats.org/markup-compatibility/2006" xmlns:r="http://schemas.openxmlformats.org/officeDocument/2006/relationships" xmlns:w="http://schemas.openxmlformats.org/wordprocessingml/2006/main" xmlns:w14="http://schemas.microsoft.com/office/word/2010/wordml" xmlns:w15="http://schemas.microsoft.com/office/word/2012/wordml" xmlns:w16cex="http://schemas.microsoft.com/office/word/2018/wordml/cex" xmlns:w16cid="http://schemas.microsoft.com/office/word/2016/wordml/cid" xmlns:w16="http://schemas.microsoft.com/office/word/2018/wordml" xmlns:w16du="http://schemas.microsoft.com/office/word/2023/wordml/word16du" xmlns:w16sdtdh="http://schemas.microsoft.com/office/word/2020/wordml/sdtdatahash" xmlns:w16sdtfl="http://schemas.microsoft.com/office/word/2024/wordml/sdtformatlock" xmlns:w16se="http://schemas.microsoft.com/office/word/2015/wordml/symex" mc:Ignorable="w14 w15 w16se w16cid w16 w16cex w16sdtdh w16sdtfl w16du">
   <w:docDefaults>
     <w:rPrDefault>
       <w:rPr>
         <w:rFonts w:asciiTheme="minorHAnsi" w:eastAsiaTheme="minorHAnsi" w:hAnsiTheme="minorHAnsi" w:cstheme="minorBidi"/>
         <w:sz w:val="24"/>
         <w:szCs w:val="24"/>
-        <w:lang w:val="en-CZ" w:eastAsia="en-US" w:bidi="ar-SA"/>
+        <w:lang w:eastAsia="en-US" w:bidi="ar-SA"/>
       </w:rPr>
     </w:rPrDefault>
     <w:pPrDefault/>
@@ -1844,16 +1837,16 @@
     <w:lsdException w:name="Unresolved Mention" w:semiHidden="1" w:unhideWhenUsed="1"/>
     <w:lsdException w:name="Smart Link" w:semiHidden="1" w:unhideWhenUsed="1"/>
   </w:latentStyles>
-  <w:style w:type="paragraph" w:default="1" w:styleId="Normal">
+  <w:style w:type="paragraph" w:default="1" w:styleId="Normln">
     <w:name w:val="Normal"/>
     <w:qFormat/>
     <w:rsid w:val="006D764D"/>
   </w:style>
-  <w:style w:type="paragraph" w:styleId="Heading1">
+  <w:style w:type="paragraph" w:styleId="Nadpis1">
     <w:name w:val="heading 1"/>
-    <w:basedOn w:val="Normal"/>
-    <w:next w:val="Normal"/>
-    <w:link w:val="Heading1Char"/>
+    <w:basedOn w:val="Normln"/>
+    <w:next w:val="Normln"/>
+    <w:link w:val="Nadpis1Char"/>
     <w:uiPriority w:val="9"/>
     <w:qFormat/>
     <w:rsid w:val="004F5DF2"/>
@@ -1871,11 +1864,11 @@
       <w:szCs w:val="32"/>
     </w:rPr>
   </w:style>
-  <w:style w:type="paragraph" w:styleId="Heading2">
+  <w:style w:type="paragraph" w:styleId="Nadpis2">
     <w:name w:val="heading 2"/>
-    <w:basedOn w:val="Normal"/>
-    <w:next w:val="Normal"/>
-    <w:link w:val="Heading2Char"/>
+    <w:basedOn w:val="Normln"/>
+    <w:next w:val="Normln"/>
+    <w:link w:val="Nadpis2Char"/>
     <w:uiPriority w:val="9"/>
     <w:unhideWhenUsed/>
     <w:qFormat/>
@@ -1893,11 +1886,11 @@
       <w:szCs w:val="26"/>
     </w:rPr>
   </w:style>
-  <w:style w:type="paragraph" w:styleId="Heading3">
+  <w:style w:type="paragraph" w:styleId="Nadpis3">
     <w:name w:val="heading 3"/>
-    <w:basedOn w:val="Normal"/>
-    <w:next w:val="Normal"/>
-    <w:link w:val="Heading3Char"/>
+    <w:basedOn w:val="Normln"/>
+    <w:next w:val="Normln"/>
+    <w:link w:val="Nadpis3Char"/>
     <w:uiPriority w:val="9"/>
     <w:unhideWhenUsed/>
     <w:qFormat/>
@@ -1913,12 +1906,13 @@
       <w:color w:val="1F3763" w:themeColor="accent1" w:themeShade="7F"/>
     </w:rPr>
   </w:style>
-  <w:style w:type="character" w:default="1" w:styleId="DefaultParagraphFont">
+  <w:style w:type="character" w:default="1" w:styleId="Standardnpsmoodstavce">
     <w:name w:val="Default Paragraph Font"/>
     <w:uiPriority w:val="1"/>
+    <w:semiHidden/>
     <w:unhideWhenUsed/>
   </w:style>
-  <w:style w:type="table" w:default="1" w:styleId="TableNormal">
+  <w:style w:type="table" w:default="1" w:styleId="Normlntabulka">
     <w:name w:val="Normal Table"/>
     <w:uiPriority w:val="99"/>
     <w:semiHidden/>
@@ -1933,15 +1927,15 @@
       </w:tblCellMar>
     </w:tblPr>
   </w:style>
-  <w:style w:type="numbering" w:default="1" w:styleId="NoList">
+  <w:style w:type="numbering" w:default="1" w:styleId="Bezseznamu">
     <w:name w:val="No List"/>
     <w:uiPriority w:val="99"/>
     <w:semiHidden/>
     <w:unhideWhenUsed/>
   </w:style>
-  <w:style w:type="paragraph" w:styleId="NormalWeb">
+  <w:style w:type="paragraph" w:styleId="Normlnweb">
     <w:name w:val="Normal (Web)"/>
-    <w:basedOn w:val="Normal"/>
+    <w:basedOn w:val="Normln"/>
     <w:uiPriority w:val="99"/>
     <w:semiHidden/>
     <w:unhideWhenUsed/>
@@ -1954,10 +1948,10 @@
       <w:lang w:eastAsia="en-GB"/>
     </w:rPr>
   </w:style>
-  <w:style w:type="paragraph" w:styleId="Header">
+  <w:style w:type="paragraph" w:styleId="Zhlav">
     <w:name w:val="header"/>
-    <w:basedOn w:val="Normal"/>
-    <w:link w:val="HeaderChar"/>
+    <w:basedOn w:val="Normln"/>
+    <w:link w:val="ZhlavChar"/>
     <w:uiPriority w:val="99"/>
     <w:unhideWhenUsed/>
     <w:rsid w:val="00D8461A"/>
@@ -1968,17 +1962,17 @@
       </w:tabs>
     </w:pPr>
   </w:style>
-  <w:style w:type="character" w:customStyle="1" w:styleId="HeaderChar">
-    <w:name w:val="Header Char"/>
-    <w:basedOn w:val="DefaultParagraphFont"/>
-    <w:link w:val="Header"/>
+  <w:style w:type="character" w:customStyle="1" w:styleId="ZhlavChar">
+    <w:name w:val="Záhlaví Char"/>
+    <w:basedOn w:val="Standardnpsmoodstavce"/>
+    <w:link w:val="Zhlav"/>
     <w:uiPriority w:val="99"/>
     <w:rsid w:val="00D8461A"/>
   </w:style>
-  <w:style w:type="paragraph" w:styleId="Footer">
+  <w:style w:type="paragraph" w:styleId="Zpat">
     <w:name w:val="footer"/>
-    <w:basedOn w:val="Normal"/>
-    <w:link w:val="FooterChar"/>
+    <w:basedOn w:val="Normln"/>
+    <w:link w:val="ZpatChar"/>
     <w:uiPriority w:val="99"/>
     <w:unhideWhenUsed/>
     <w:rsid w:val="00D8461A"/>
@@ -1989,17 +1983,17 @@
       </w:tabs>
     </w:pPr>
   </w:style>
-  <w:style w:type="character" w:customStyle="1" w:styleId="FooterChar">
-    <w:name w:val="Footer Char"/>
-    <w:basedOn w:val="DefaultParagraphFont"/>
-    <w:link w:val="Footer"/>
+  <w:style w:type="character" w:customStyle="1" w:styleId="ZpatChar">
+    <w:name w:val="Zápatí Char"/>
+    <w:basedOn w:val="Standardnpsmoodstavce"/>
+    <w:link w:val="Zpat"/>
     <w:uiPriority w:val="99"/>
     <w:rsid w:val="00D8461A"/>
   </w:style>
-  <w:style w:type="character" w:customStyle="1" w:styleId="Heading1Char">
-    <w:name w:val="Heading 1 Char"/>
-    <w:basedOn w:val="DefaultParagraphFont"/>
-    <w:link w:val="Heading1"/>
+  <w:style w:type="character" w:customStyle="1" w:styleId="Nadpis1Char">
+    <w:name w:val="Nadpis 1 Char"/>
+    <w:basedOn w:val="Standardnpsmoodstavce"/>
+    <w:link w:val="Nadpis1"/>
     <w:uiPriority w:val="9"/>
     <w:rsid w:val="004F5DF2"/>
     <w:rPr>
@@ -2009,10 +2003,10 @@
       <w:szCs w:val="32"/>
     </w:rPr>
   </w:style>
-  <w:style w:type="character" w:customStyle="1" w:styleId="Heading2Char">
-    <w:name w:val="Heading 2 Char"/>
-    <w:basedOn w:val="DefaultParagraphFont"/>
-    <w:link w:val="Heading2"/>
+  <w:style w:type="character" w:customStyle="1" w:styleId="Nadpis2Char">
+    <w:name w:val="Nadpis 2 Char"/>
+    <w:basedOn w:val="Standardnpsmoodstavce"/>
+    <w:link w:val="Nadpis2"/>
     <w:uiPriority w:val="9"/>
     <w:rsid w:val="009811A0"/>
     <w:rPr>
@@ -2022,10 +2016,10 @@
       <w:szCs w:val="26"/>
     </w:rPr>
   </w:style>
-  <w:style w:type="character" w:customStyle="1" w:styleId="Heading3Char">
-    <w:name w:val="Heading 3 Char"/>
-    <w:basedOn w:val="DefaultParagraphFont"/>
-    <w:link w:val="Heading3"/>
+  <w:style w:type="character" w:customStyle="1" w:styleId="Nadpis3Char">
+    <w:name w:val="Nadpis 3 Char"/>
+    <w:basedOn w:val="Standardnpsmoodstavce"/>
+    <w:link w:val="Nadpis3"/>
     <w:uiPriority w:val="9"/>
     <w:rsid w:val="00844068"/>
     <w:rPr>
@@ -2033,9 +2027,9 @@
       <w:color w:val="1F3763" w:themeColor="accent1" w:themeShade="7F"/>
     </w:rPr>
   </w:style>
-  <w:style w:type="paragraph" w:styleId="ListParagraph">
+  <w:style w:type="paragraph" w:styleId="Odstavecseseznamem">
     <w:name w:val="List Paragraph"/>
-    <w:basedOn w:val="Normal"/>
+    <w:basedOn w:val="Normln"/>
     <w:uiPriority w:val="34"/>
     <w:qFormat/>
     <w:rsid w:val="009811A0"/>
@@ -2044,10 +2038,10 @@
       <w:contextualSpacing/>
     </w:pPr>
   </w:style>
-  <w:style w:type="paragraph" w:styleId="Caption">
+  <w:style w:type="paragraph" w:styleId="Titulek">
     <w:name w:val="caption"/>
-    <w:basedOn w:val="Normal"/>
-    <w:next w:val="Normal"/>
+    <w:basedOn w:val="Normln"/>
+    <w:next w:val="Normln"/>
     <w:uiPriority w:val="35"/>
     <w:unhideWhenUsed/>
     <w:qFormat/>
@@ -2063,9 +2057,9 @@
       <w:szCs w:val="18"/>
     </w:rPr>
   </w:style>
-  <w:style w:type="character" w:styleId="Hyperlink">
+  <w:style w:type="character" w:styleId="Hypertextovodkaz">
     <w:name w:val="Hyperlink"/>
-    <w:basedOn w:val="DefaultParagraphFont"/>
+    <w:basedOn w:val="Standardnpsmoodstavce"/>
     <w:uiPriority w:val="99"/>
     <w:unhideWhenUsed/>
     <w:rsid w:val="003F5F03"/>
@@ -2074,9 +2068,9 @@
       <w:u w:val="single"/>
     </w:rPr>
   </w:style>
-  <w:style w:type="character" w:styleId="UnresolvedMention">
+  <w:style w:type="character" w:styleId="Nevyeenzmnka">
     <w:name w:val="Unresolved Mention"/>
-    <w:basedOn w:val="DefaultParagraphFont"/>
+    <w:basedOn w:val="Standardnpsmoodstavce"/>
     <w:uiPriority w:val="99"/>
     <w:semiHidden/>
     <w:unhideWhenUsed/>
@@ -2086,9 +2080,9 @@
       <w:shd w:val="clear" w:color="auto" w:fill="E1DFDD"/>
     </w:rPr>
   </w:style>
-  <w:style w:type="character" w:styleId="FollowedHyperlink">
+  <w:style w:type="character" w:styleId="Sledovanodkaz">
     <w:name w:val="FollowedHyperlink"/>
-    <w:basedOn w:val="DefaultParagraphFont"/>
+    <w:basedOn w:val="Standardnpsmoodstavce"/>
     <w:uiPriority w:val="99"/>
     <w:semiHidden/>
     <w:unhideWhenUsed/>
